--- a/products-storage/07-uderzhaniya-shtrafy-zachety/02-pretenziya-na-shtraf.docx
+++ b/products-storage/07-uderzhaniya-shtrafy-zachety/02-pretenziya-na-shtraf.docx
@@ -108,7 +108,7 @@
     <w:p/>
     <w:p>
       <w:r>
-        <w:t xml:space="preserve">   Согласно п. 2 ст. 406.1 ГК РФ, если размер неустойки существенно превышает убытки кредитора, должник вправе требовать ее уменьшения.</w:t>
+        <w:t xml:space="preserve">   Согласно п. 2 ст. 333 ГК РФ уменьшение неустойки, определенной договором и подлежащей уплате лицом, осуществляющим предпринимательскую деятельность, допускается в исключительных случаях, если будет доказано, что взыскание неустойки в предусмотренном договором размере может привести к получению кредитором необоснованной выгоды.</w:t>
       </w:r>
     </w:p>
     <w:p/>

--- a/products-storage/07-uderzhaniya-shtrafy-zachety/02-pretenziya-na-shtraf.docx
+++ b/products-storage/07-uderzhaniya-shtrafy-zachety/02-pretenziya-na-shtraf.docx
@@ -108,7 +108,7 @@
     <w:p/>
     <w:p>
       <w:r>
-        <w:t xml:space="preserve">   Согласно п. 2 ст. 333 ГК РФ уменьшение неустойки, определенной договором и подлежащей уплате лицом, осуществляющим предпринимательскую деятельность, допускается в исключительных случаях, если будет доказано, что взыскание неустойки в предусмотренном договором размере может привести к получению кредитором необоснованной выгоды.</w:t>
+        <w:t xml:space="preserve">   Согласно п. 2 ст. 406.1 ГК РФ, если размер неустойки существенно превышает убытки кредитора, должник вправе требовать ее уменьшения.</w:t>
       </w:r>
     </w:p>
     <w:p/>

--- a/products-storage/07-uderzhaniya-shtrafy-zachety/02-pretenziya-na-shtraf.docx
+++ b/products-storage/07-uderzhaniya-shtrafy-zachety/02-pretenziya-na-shtraf.docx
@@ -102,13 +102,13 @@
     </w:p>
     <w:p>
       <w:r>
-        <w:t xml:space="preserve">   Согласно ст. 333 ГК РФ, если подлежащая уплате неустойка явно несоразмерна последствиям нарушения обязательства, суд вправе ее уменьшить.</w:t>
+        <w:t xml:space="preserve">   Согласно ст. 333 ГК РФ, если подлежащая уплате неустойка явно несоразмерна последствиям нарушения обязательства, суд вправе её уменьшить. Если обязательство нарушено лицом, осуществляющим предпринимательскую деятельность, суд уменьшает неустойку при условии заявления должника (п. 1 ст. 333 ГК РФ).</w:t>
       </w:r>
     </w:p>
     <w:p/>
     <w:p>
       <w:r>
-        <w:t xml:space="preserve">   Согласно п. 2 ст. 406.1 ГК РФ, если размер неустойки существенно превышает убытки кредитора, должник вправе требовать ее уменьшения.</w:t>
+        <w:t xml:space="preserve">   Согласно п. 2 ст. 333 ГК РФ уменьшение неустойки, определённой договором и подлежащей уплате лицом, осуществляющим предпринимательскую деятельность, допускается в исключительных случаях, если будет доказано, что взыскание неустойки в предусмотренном договором размере может привести к получению кредитором необоснованной выгоды.</w:t>
       </w:r>
     </w:p>
     <w:p/>
